--- a/lessons/3-9-group1/homework.docx
+++ b/lessons/3-9-group1/homework.docx
@@ -115,7 +115,7 @@
           <wp:inline distT="0" distB="0" distL="0" distR="0">
             <wp:extent cx="1047750" cy="790575"/>
             <wp:effectExtent t="0" r="0" b="0" l="0"/>
-            <wp:docPr id="1" name="" descr="" title=""/>
+            <wp:docPr id="1" name="Equivalent Ratios" descr="Picture illustrating the vocabulary word &quot;Equivalent Ratios&quot;" title="Equivalent Ratios"/>
             <wp:cNvGraphicFramePr>
               <a:graphicFrameLocks xmlns:a="http://schemas.openxmlformats.org/drawingml/2006/main" noChangeAspect="1"/>
             </wp:cNvGraphicFramePr>
@@ -178,7 +178,7 @@
           <wp:inline distT="0" distB="0" distL="0" distR="0">
             <wp:extent cx="1047750" cy="790575"/>
             <wp:effectExtent t="0" r="0" b="0" l="0"/>
-            <wp:docPr id="1" name="" descr="" title=""/>
+            <wp:docPr id="1" name="Ratio" descr="Picture illustrating the vocabulary word &quot;Ratio&quot;" title="Ratio"/>
             <wp:cNvGraphicFramePr>
               <a:graphicFrameLocks xmlns:a="http://schemas.openxmlformats.org/drawingml/2006/main" noChangeAspect="1"/>
             </wp:cNvGraphicFramePr>
@@ -241,7 +241,7 @@
           <wp:inline distT="0" distB="0" distL="0" distR="0">
             <wp:extent cx="1047750" cy="790575"/>
             <wp:effectExtent t="0" r="0" b="0" l="0"/>
-            <wp:docPr id="1" name="" descr="" title=""/>
+            <wp:docPr id="1" name="Rate" descr="Picture illustrating the vocabulary word &quot;Rate&quot;" title="Rate"/>
             <wp:cNvGraphicFramePr>
               <a:graphicFrameLocks xmlns:a="http://schemas.openxmlformats.org/drawingml/2006/main" noChangeAspect="1"/>
             </wp:cNvGraphicFramePr>
@@ -304,7 +304,7 @@
           <wp:inline distT="0" distB="0" distL="0" distR="0">
             <wp:extent cx="1047750" cy="790575"/>
             <wp:effectExtent t="0" r="0" b="0" l="0"/>
-            <wp:docPr id="1" name="" descr="" title=""/>
+            <wp:docPr id="1" name="Proportion" descr="Picture illustrating the vocabulary word &quot;Proportion&quot;" title="Proportion"/>
             <wp:cNvGraphicFramePr>
               <a:graphicFrameLocks xmlns:a="http://schemas.openxmlformats.org/drawingml/2006/main" noChangeAspect="1"/>
             </wp:cNvGraphicFramePr>
@@ -367,7 +367,7 @@
           <wp:inline distT="0" distB="0" distL="0" distR="0">
             <wp:extent cx="1047750" cy="790575"/>
             <wp:effectExtent t="0" r="0" b="0" l="0"/>
-            <wp:docPr id="1" name="" descr="" title=""/>
+            <wp:docPr id="1" name="Simplify" descr="Picture illustrating the vocabulary word &quot;Simplify&quot;" title="Simplify"/>
             <wp:cNvGraphicFramePr>
               <a:graphicFrameLocks xmlns:a="http://schemas.openxmlformats.org/drawingml/2006/main" noChangeAspect="1"/>
             </wp:cNvGraphicFramePr>
@@ -430,7 +430,7 @@
           <wp:inline distT="0" distB="0" distL="0" distR="0">
             <wp:extent cx="1047750" cy="790575"/>
             <wp:effectExtent t="0" r="0" b="0" l="0"/>
-            <wp:docPr id="1" name="" descr="" title=""/>
+            <wp:docPr id="1" name="Ratio table" descr="Picture illustrating the vocabulary word &quot;Ratio table&quot;" title="Ratio table"/>
             <wp:cNvGraphicFramePr>
               <a:graphicFrameLocks xmlns:a="http://schemas.openxmlformats.org/drawingml/2006/main" noChangeAspect="1"/>
             </wp:cNvGraphicFramePr>
@@ -524,7 +524,7 @@
         <w:spacing w:after="40" w:before="0"/>
       </w:pPr>
       <w:r>
-        <w:t xml:space="preserve">     A. 4:10</w:t>
+        <w:t xml:space="preserve">     A. 2:10</w:t>
       </w:r>
     </w:p>
     <w:p>
@@ -540,7 +540,7 @@
         <w:spacing w:after="40" w:before="0"/>
       </w:pPr>
       <w:r>
-        <w:t xml:space="preserve">     C. 2:10</w:t>
+        <w:t xml:space="preserve">     C. 4:10</w:t>
       </w:r>
     </w:p>
     <w:p>
@@ -587,23 +587,23 @@
         <w:spacing w:after="40" w:before="0"/>
       </w:pPr>
       <w:r>
-        <w:t xml:space="preserve">     B. 8:10</w:t>
-      </w:r>
-    </w:p>
-    <w:p>
-      <w:pPr>
-        <w:spacing w:after="40" w:before="0"/>
-      </w:pPr>
-      <w:r>
-        <w:t xml:space="preserve">     C. 4:3</w:t>
-      </w:r>
-    </w:p>
-    <w:p>
-      <w:pPr>
-        <w:spacing w:after="40" w:before="0"/>
-      </w:pPr>
-      <w:r>
-        <w:t xml:space="preserve">     D. 6:4</w:t>
+        <w:t xml:space="preserve">     B. 4:3</w:t>
+      </w:r>
+    </w:p>
+    <w:p>
+      <w:pPr>
+        <w:spacing w:after="40" w:before="0"/>
+      </w:pPr>
+      <w:r>
+        <w:t xml:space="preserve">     C. 6:4</w:t>
+      </w:r>
+    </w:p>
+    <w:p>
+      <w:pPr>
+        <w:spacing w:after="40" w:before="0"/>
+      </w:pPr>
+      <w:r>
+        <w:t xml:space="preserve">     D. 8:10</w:t>
       </w:r>
     </w:p>
     <w:p>
@@ -626,39 +626,39 @@
           <w:b/>
           <w:bCs/>
         </w:rPr>
-        <w:t xml:space="preserve">3. Spot the Common Mistake — Simplifying a Ratio</w:t>
-      </w:r>
-    </w:p>
-    <w:p>
-      <w:pPr>
-        <w:spacing w:after="40" w:before="0"/>
-      </w:pPr>
-      <w:r>
-        <w:t xml:space="preserve">   Step 1 (Set up the ratio): A student wants to write 12:18 in simplest form.</w:t>
-      </w:r>
-    </w:p>
-    <w:p>
-      <w:pPr>
-        <w:spacing w:after="40" w:before="0"/>
-      </w:pPr>
-      <w:r>
-        <w:t xml:space="preserve">   Step 2 (Find the common factor): Both 12 and 18 can be divided by 6.</w:t>
-      </w:r>
-    </w:p>
-    <w:p>
-      <w:pPr>
-        <w:spacing w:after="40" w:before="0"/>
-      </w:pPr>
-      <w:r>
-        <w:t xml:space="preserve">   Step 3 (Divide each part): 12 ÷ 6 = 2 and 18 ÷ 3 = 6, so they wrote 2:6.</w:t>
-      </w:r>
-    </w:p>
-    <w:p>
-      <w:pPr>
-        <w:spacing w:after="40" w:before="0"/>
-      </w:pPr>
-      <w:r>
-        <w:t xml:space="preserve">   Step 4 (Answer): 12:18 simplifies to 2:6</w:t>
+        <w:t xml:space="preserve">3. Spot the Common Mistake — Lemonade Ratio</w:t>
+      </w:r>
+    </w:p>
+    <w:p>
+      <w:pPr>
+        <w:spacing w:after="40" w:before="0"/>
+      </w:pPr>
+      <w:r>
+        <w:t xml:space="preserve">   Step 1 (Set up the ratio): 2 cups lemon : 5 cups water = 6 cups lemon : ? cups water</w:t>
+      </w:r>
+    </w:p>
+    <w:p>
+      <w:pPr>
+        <w:spacing w:after="40" w:before="0"/>
+      </w:pPr>
+      <w:r>
+        <w:t xml:space="preserve">   Step 2 (Find the multiplier): 6 ÷ 2 = 3</w:t>
+      </w:r>
+    </w:p>
+    <w:p>
+      <w:pPr>
+        <w:spacing w:after="40" w:before="0"/>
+      </w:pPr>
+      <w:r>
+        <w:t xml:space="preserve">   Step 3 (Apply to the water): 5 + 3 = 8</w:t>
+      </w:r>
+    </w:p>
+    <w:p>
+      <w:pPr>
+        <w:spacing w:after="40" w:before="0"/>
+      </w:pPr>
+      <w:r>
+        <w:t xml:space="preserve">   Step 4 (Answer): 6 cups lemon : 8 cups water</w:t>
       </w:r>
     </w:p>
     <w:p>
@@ -715,39 +715,39 @@
           <w:b/>
           <w:bCs/>
         </w:rPr>
-        <w:t xml:space="preserve">4. Chef Montoya's dressing uses 3 spoons of oil to 4 spoons of vinegar (3:4). Which recipe card shows an EQUIVALENT ratio?</w:t>
-      </w:r>
-    </w:p>
-    <w:p>
-      <w:pPr>
-        <w:spacing w:after="40" w:before="0"/>
-      </w:pPr>
-      <w:r>
-        <w:t xml:space="preserve">     A. 9:12</w:t>
-      </w:r>
-    </w:p>
-    <w:p>
-      <w:pPr>
-        <w:spacing w:after="40" w:before="0"/>
-      </w:pPr>
-      <w:r>
-        <w:t xml:space="preserve">     B. 4:3</w:t>
-      </w:r>
-    </w:p>
-    <w:p>
-      <w:pPr>
-        <w:spacing w:after="40" w:before="0"/>
-      </w:pPr>
-      <w:r>
-        <w:t xml:space="preserve">     C. 3:8</w:t>
-      </w:r>
-    </w:p>
-    <w:p>
-      <w:pPr>
-        <w:spacing w:after="40" w:before="0"/>
-      </w:pPr>
-      <w:r>
-        <w:t xml:space="preserve">     D. 6:7</w:t>
+        <w:t xml:space="preserve">4. Marcus earns $45 for every 3 hours of work. How much does he earn in 8 hours?</w:t>
+      </w:r>
+    </w:p>
+    <w:p>
+      <w:pPr>
+        <w:spacing w:after="40" w:before="0"/>
+      </w:pPr>
+      <w:r>
+        <w:t xml:space="preserve">     A. $90</w:t>
+      </w:r>
+    </w:p>
+    <w:p>
+      <w:pPr>
+        <w:spacing w:after="40" w:before="0"/>
+      </w:pPr>
+      <w:r>
+        <w:t xml:space="preserve">     B. $105</w:t>
+      </w:r>
+    </w:p>
+    <w:p>
+      <w:pPr>
+        <w:spacing w:after="40" w:before="0"/>
+      </w:pPr>
+      <w:r>
+        <w:t xml:space="preserve">     C. $120</w:t>
+      </w:r>
+    </w:p>
+    <w:p>
+      <w:pPr>
+        <w:spacing w:after="40" w:before="0"/>
+      </w:pPr>
+      <w:r>
+        <w:t xml:space="preserve">     D. $135</w:t>
       </w:r>
     </w:p>
     <w:p>
@@ -770,94 +770,39 @@
           <w:b/>
           <w:bCs/>
         </w:rPr>
-        <w:t xml:space="preserve">5. The lemonade station mixes 5 cups of lemon juice to 2 cups of sugar (5:2). Which batch keeps the SAME taste?</w:t>
-      </w:r>
-    </w:p>
-    <w:p>
-      <w:pPr>
-        <w:spacing w:after="40" w:before="0"/>
-      </w:pPr>
-      <w:r>
-        <w:t xml:space="preserve">     A. 15:6</w:t>
-      </w:r>
-    </w:p>
-    <w:p>
-      <w:pPr>
-        <w:spacing w:after="40" w:before="0"/>
-      </w:pPr>
-      <w:r>
-        <w:t xml:space="preserve">     B. 10:6</w:t>
-      </w:r>
-    </w:p>
-    <w:p>
-      <w:pPr>
-        <w:spacing w:after="40" w:before="0"/>
-      </w:pPr>
-      <w:r>
-        <w:t xml:space="preserve">     C. 5:4</w:t>
-      </w:r>
-    </w:p>
-    <w:p>
-      <w:pPr>
-        <w:spacing w:after="40" w:before="0"/>
-      </w:pPr>
-      <w:r>
-        <w:t xml:space="preserve">     D. 7:4</w:t>
-      </w:r>
-    </w:p>
-    <w:p>
-      <w:pPr>
-        <w:spacing w:after="60" w:before="120"/>
-      </w:pPr>
-      <w:r>
-        <w:rPr>
-          <w:color w:val="BBBBBB"/>
-        </w:rPr>
-        <w:t xml:space="preserve">______________________________________________________________________</w:t>
-      </w:r>
-    </w:p>
-    <w:p>
-      <w:pPr>
-        <w:spacing w:after="80" w:before="0"/>
-      </w:pPr>
-      <w:r>
-        <w:rPr>
-          <w:b/>
-          <w:bCs/>
-        </w:rPr>
-        <w:t xml:space="preserve">6. Level 2 Extension — The Scaled-Up Pancake Batter</w:t>
-      </w:r>
-    </w:p>
-    <w:p>
-      <w:pPr>
-        <w:spacing w:after="40" w:before="0"/>
-      </w:pPr>
-      <w:r>
-        <w:t xml:space="preserve">   Step 1 (Set up the ratio): 3 cups flour : 8 cups water = ? : 24 cups water</w:t>
-      </w:r>
-    </w:p>
-    <w:p>
-      <w:pPr>
-        <w:spacing w:after="40" w:before="0"/>
-      </w:pPr>
-      <w:r>
-        <w:t xml:space="preserve">   Step 2 (Find the multiplier): 24 ÷ 8 = 3</w:t>
-      </w:r>
-    </w:p>
-    <w:p>
-      <w:pPr>
-        <w:spacing w:after="40" w:before="0"/>
-      </w:pPr>
-      <w:r>
-        <w:t xml:space="preserve">   Step 3 (Apply to the flour): 3 + 3 = 6</w:t>
-      </w:r>
-    </w:p>
-    <w:p>
-      <w:pPr>
-        <w:spacing w:after="40" w:before="0"/>
-      </w:pPr>
-      <w:r>
-        <w:t xml:space="preserve">   Step 4 (Answer): 6 cups flour : 24 cups water</w:t>
+        <w:t xml:space="preserve">5. Spot the Common Mistake — Simplifying a Ratio</w:t>
+      </w:r>
+    </w:p>
+    <w:p>
+      <w:pPr>
+        <w:spacing w:after="40" w:before="0"/>
+      </w:pPr>
+      <w:r>
+        <w:t xml:space="preserve">   Step 1 (Set up the ratio): A student wants to write 12:18 in simplest form.</w:t>
+      </w:r>
+    </w:p>
+    <w:p>
+      <w:pPr>
+        <w:spacing w:after="40" w:before="0"/>
+      </w:pPr>
+      <w:r>
+        <w:t xml:space="preserve">   Step 2 (Find the common factor): Both 12 and 18 can be divided by 6.</w:t>
+      </w:r>
+    </w:p>
+    <w:p>
+      <w:pPr>
+        <w:spacing w:after="40" w:before="0"/>
+      </w:pPr>
+      <w:r>
+        <w:t xml:space="preserve">   Step 3 (Divide each part): 12 ÷ 6 = 2 and 18 ÷ 3 = 6, so they wrote 2:6.</w:t>
+      </w:r>
+    </w:p>
+    <w:p>
+      <w:pPr>
+        <w:spacing w:after="40" w:before="0"/>
+      </w:pPr>
+      <w:r>
+        <w:t xml:space="preserve">   Step 4 (Answer): 12:18 simplifies to 2:6</w:t>
       </w:r>
     </w:p>
     <w:p>
@@ -914,39 +859,149 @@
           <w:b/>
           <w:bCs/>
         </w:rPr>
-        <w:t xml:space="preserve">7. Find Marcus's Mistake</w:t>
-      </w:r>
-    </w:p>
-    <w:p>
-      <w:pPr>
-        <w:spacing w:after="40" w:before="0"/>
-      </w:pPr>
-      <w:r>
-        <w:t xml:space="preserve">   Step 1 (Set up the ratio): 3 cups : 5 cups = ? : 20 cups</w:t>
-      </w:r>
-    </w:p>
-    <w:p>
-      <w:pPr>
-        <w:spacing w:after="40" w:before="0"/>
-      </w:pPr>
-      <w:r>
-        <w:t xml:space="preserve">   Step 2 (Find the multiplier): 20 ÷ 5 = 4</w:t>
-      </w:r>
-    </w:p>
-    <w:p>
-      <w:pPr>
-        <w:spacing w:after="40" w:before="0"/>
-      </w:pPr>
-      <w:r>
-        <w:t xml:space="preserve">   Step 3 (Apply to both parts): 3 + 4 = 7</w:t>
-      </w:r>
-    </w:p>
-    <w:p>
-      <w:pPr>
-        <w:spacing w:after="40" w:before="0"/>
-      </w:pPr>
-      <w:r>
-        <w:t xml:space="preserve">   Step 4 (Answer): 7 cups : 20 cups</w:t>
+        <w:t xml:space="preserve">6. Chef Montoya's dressing uses 3 spoons of oil to 4 spoons of vinegar (3:4). Which recipe card shows an EQUIVALENT ratio?</w:t>
+      </w:r>
+    </w:p>
+    <w:p>
+      <w:pPr>
+        <w:spacing w:after="40" w:before="0"/>
+      </w:pPr>
+      <w:r>
+        <w:t xml:space="preserve">     A. 3:8</w:t>
+      </w:r>
+    </w:p>
+    <w:p>
+      <w:pPr>
+        <w:spacing w:after="40" w:before="0"/>
+      </w:pPr>
+      <w:r>
+        <w:t xml:space="preserve">     B. 4:3</w:t>
+      </w:r>
+    </w:p>
+    <w:p>
+      <w:pPr>
+        <w:spacing w:after="40" w:before="0"/>
+      </w:pPr>
+      <w:r>
+        <w:t xml:space="preserve">     C. 6:7</w:t>
+      </w:r>
+    </w:p>
+    <w:p>
+      <w:pPr>
+        <w:spacing w:after="40" w:before="0"/>
+      </w:pPr>
+      <w:r>
+        <w:t xml:space="preserve">     D. 9:12</w:t>
+      </w:r>
+    </w:p>
+    <w:p>
+      <w:pPr>
+        <w:spacing w:after="60" w:before="120"/>
+      </w:pPr>
+      <w:r>
+        <w:rPr>
+          <w:color w:val="BBBBBB"/>
+        </w:rPr>
+        <w:t xml:space="preserve">______________________________________________________________________</w:t>
+      </w:r>
+    </w:p>
+    <w:p>
+      <w:pPr>
+        <w:spacing w:after="80" w:before="0"/>
+      </w:pPr>
+      <w:r>
+        <w:rPr>
+          <w:b/>
+          <w:bCs/>
+        </w:rPr>
+        <w:t xml:space="preserve">7. The lemonade station mixes 5 cups of lemon juice to 2 cups of sugar (5:2). Which batch keeps the SAME taste?</w:t>
+      </w:r>
+    </w:p>
+    <w:p>
+      <w:pPr>
+        <w:spacing w:after="40" w:before="0"/>
+      </w:pPr>
+      <w:r>
+        <w:t xml:space="preserve">     A. 5:4</w:t>
+      </w:r>
+    </w:p>
+    <w:p>
+      <w:pPr>
+        <w:spacing w:after="40" w:before="0"/>
+      </w:pPr>
+      <w:r>
+        <w:t xml:space="preserve">     B. 7:4</w:t>
+      </w:r>
+    </w:p>
+    <w:p>
+      <w:pPr>
+        <w:spacing w:after="40" w:before="0"/>
+      </w:pPr>
+      <w:r>
+        <w:t xml:space="preserve">     C. 10:6</w:t>
+      </w:r>
+    </w:p>
+    <w:p>
+      <w:pPr>
+        <w:spacing w:after="40" w:before="0"/>
+      </w:pPr>
+      <w:r>
+        <w:t xml:space="preserve">     D. 15:6</w:t>
+      </w:r>
+    </w:p>
+    <w:p>
+      <w:pPr>
+        <w:spacing w:after="60" w:before="120"/>
+      </w:pPr>
+      <w:r>
+        <w:rPr>
+          <w:color w:val="BBBBBB"/>
+        </w:rPr>
+        <w:t xml:space="preserve">______________________________________________________________________</w:t>
+      </w:r>
+    </w:p>
+    <w:p>
+      <w:pPr>
+        <w:spacing w:after="80" w:before="0"/>
+      </w:pPr>
+      <w:r>
+        <w:rPr>
+          <w:b/>
+          <w:bCs/>
+        </w:rPr>
+        <w:t xml:space="preserve">8. Level 2 Extension — The Scaled-Up Pancake Batter</w:t>
+      </w:r>
+    </w:p>
+    <w:p>
+      <w:pPr>
+        <w:spacing w:after="40" w:before="0"/>
+      </w:pPr>
+      <w:r>
+        <w:t xml:space="preserve">   Step 1 (Set up the ratio): 3 cups flour : 8 cups water = ? : 24 cups water</w:t>
+      </w:r>
+    </w:p>
+    <w:p>
+      <w:pPr>
+        <w:spacing w:after="40" w:before="0"/>
+      </w:pPr>
+      <w:r>
+        <w:t xml:space="preserve">   Step 2 (Find the multiplier): 24 ÷ 8 = 3</w:t>
+      </w:r>
+    </w:p>
+    <w:p>
+      <w:pPr>
+        <w:spacing w:after="40" w:before="0"/>
+      </w:pPr>
+      <w:r>
+        <w:t xml:space="preserve">   Step 3 (Apply to the flour): 3 + 3 = 6</w:t>
+      </w:r>
+    </w:p>
+    <w:p>
+      <w:pPr>
+        <w:spacing w:after="40" w:before="0"/>
+      </w:pPr>
+      <w:r>
+        <w:t xml:space="preserve">   Step 4 (Answer): 6 cups flour : 24 cups water</w:t>
       </w:r>
     </w:p>
     <w:p>
@@ -1003,18 +1058,35 @@
           <w:b/>
           <w:bCs/>
         </w:rPr>
-        <w:t xml:space="preserve">8. </w:t>
-      </w:r>
-    </w:p>
-    <w:p>
-      <w:pPr>
-        <w:spacing w:after="60" w:before="120"/>
-      </w:pPr>
-      <w:r>
-        <w:rPr>
-          <w:color w:val="BBBBBB"/>
-        </w:rPr>
-        <w:t xml:space="preserve">______________________________________________________________________</w:t>
+        <w:t xml:space="preserve">9. Fix our table's thinking</w:t>
+      </w:r>
+    </w:p>
+    <w:p>
+      <w:pPr>
+        <w:spacing w:after="40" w:before="0"/>
+      </w:pPr>
+      <w:r>
+        <w:t xml:space="preserve">   Step 1 (The problem): The lemonade station mixes 5 cups of lemon juice to 2 cups of sugar (5:2). Which batch keeps the SAME taste?</w:t>
+      </w:r>
+    </w:p>
+    <w:p>
+      <w:pPr>
+        <w:spacing w:after="40" w:before="0"/>
+      </w:pPr>
+      <w:r>
+        <w:t xml:space="preserve">   Step 2 (A classmate at our table answered): 7:4</w:t>
+      </w:r>
+    </w:p>
+    <w:p>
+      <w:pPr>
+        <w:spacing w:after="60" w:before="0"/>
+      </w:pPr>
+      <w:r>
+        <w:rPr>
+          <w:i/>
+          <w:iCs/>
+        </w:rPr>
+        <w:t xml:space="preserve">Which step has the mistake? Explain and fix it:</w:t>
       </w:r>
     </w:p>
     <w:p>
@@ -1077,7 +1149,7 @@
           <w:b/>
           <w:bCs/>
         </w:rPr>
-        <w:t xml:space="preserve">1. A. 4:10</w:t>
+        <w:t xml:space="preserve">1. C. 4:10</w:t>
       </w:r>
     </w:p>
     <w:p>
@@ -1141,7 +1213,7 @@
           <w:b/>
           <w:bCs/>
         </w:rPr>
-        <w:t xml:space="preserve">3. Spot the Common Mistake — Simplifying a Ratio</w:t>
+        <w:t xml:space="preserve">3. Spot the Common Mistake — Lemonade Ratio</w:t>
       </w:r>
     </w:p>
     <w:p>
@@ -1157,7 +1229,7 @@
         <w:spacing w:after="20" w:before="0"/>
       </w:pPr>
       <w:r>
-        <w:t xml:space="preserve">     Correct work: Divide BOTH parts by the same number: 12 ÷ 6 = 2 and 18 ÷ 6 = 3, so 12:18 simplifies to 2:3.</w:t>
+        <w:t xml:space="preserve">     Correct work: 5 × 3 = 15 (multiply both parts by the scale factor, do not add it), so the answer is 6 cups lemon : 15 cups water.</w:t>
       </w:r>
     </w:p>
     <w:p>
@@ -1165,19 +1237,19 @@
         <w:spacing w:after="80" w:before="0"/>
       </w:pPr>
       <w:r>
-        <w:t xml:space="preserve">     Watch for: The "Divide each part" step uses two different divisors: 12 ÷ 6 but 18 ÷ 3. Simplifying only keeps a ratio equivalent when both parts are divided by the same number, so 12 ÷ 6 = 2 and 18 ÷ 6 = 3 give 2:3. The student's 2:6 simplifies to 1:3, which is not the same comparison as 12:18.</w:t>
-      </w:r>
-    </w:p>
-    <w:p>
-      <w:pPr>
-        <w:spacing w:after="40" w:before="0"/>
-      </w:pPr>
-      <w:r>
-        <w:rPr>
-          <w:b/>
-          <w:bCs/>
-        </w:rPr>
-        <w:t xml:space="preserve">4. A. 9:12</w:t>
+        <w:t xml:space="preserve">     Watch for: The "Apply to the water" step adds the scale factor instead of multiplying by it. The lemon went from 2 to 6, which is × 3, so the water must also be × 3: 5 × 3 = 15. The equivalent ratio is 6 cups lemon : 15 cups water, and you can check it because 6:15 and 2:5 both simplify to 2:5.</w:t>
+      </w:r>
+    </w:p>
+    <w:p>
+      <w:pPr>
+        <w:spacing w:after="40" w:before="0"/>
+      </w:pPr>
+      <w:r>
+        <w:rPr>
+          <w:b/>
+          <w:bCs/>
+        </w:rPr>
+        <w:t xml:space="preserve">4. C. $120</w:t>
       </w:r>
     </w:p>
     <w:p>
@@ -1185,7 +1257,7 @@
         <w:spacing w:after="20" w:before="0"/>
       </w:pPr>
       <w:r>
-        <w:t xml:space="preserve">     Multiply both parts of 3:4 by 3: 3 x 3 = 9 and 4 x 3 = 12, so 9:12 is equivalent to 3:4.</w:t>
+        <w:t xml:space="preserve">     Unit rate: $45 ÷ 3 = $15/hour. In 8 hours: $15 × 8 = $120.</w:t>
       </w:r>
     </w:p>
     <w:p>
@@ -1209,7 +1281,7 @@
           <w:b/>
           <w:bCs/>
         </w:rPr>
-        <w:t xml:space="preserve">5. A. 15:6</w:t>
+        <w:t xml:space="preserve">5. Spot the Common Mistake — Simplifying a Ratio</w:t>
       </w:r>
     </w:p>
     <w:p>
@@ -1217,7 +1289,43 @@
         <w:spacing w:after="20" w:before="0"/>
       </w:pPr>
       <w:r>
-        <w:t xml:space="preserve">     Multiply both parts of 5:2 by 3: 5 x 3 = 15 and 2 x 3 = 6, so 15:6 is equivalent to 5:2.</w:t>
+        <w:t xml:space="preserve">     The mistake is in Step 3.</w:t>
+      </w:r>
+    </w:p>
+    <w:p>
+      <w:pPr>
+        <w:spacing w:after="20" w:before="0"/>
+      </w:pPr>
+      <w:r>
+        <w:t xml:space="preserve">     Correct work: Divide BOTH parts by the same number: 12 ÷ 6 = 2 and 18 ÷ 6 = 3, so 12:18 simplifies to 2:3.</w:t>
+      </w:r>
+    </w:p>
+    <w:p>
+      <w:pPr>
+        <w:spacing w:after="80" w:before="0"/>
+      </w:pPr>
+      <w:r>
+        <w:t xml:space="preserve">     Watch for: The "Divide each part" step uses two different divisors: 12 ÷ 6 but 18 ÷ 3. Simplifying only keeps a ratio equivalent when both parts are divided by the same number, so 12 ÷ 6 = 2 and 18 ÷ 6 = 3 give 2:3. The student's 2:6 simplifies to 1:3, which is not the same comparison as 12:18.</w:t>
+      </w:r>
+    </w:p>
+    <w:p>
+      <w:pPr>
+        <w:spacing w:after="40" w:before="0"/>
+      </w:pPr>
+      <w:r>
+        <w:rPr>
+          <w:b/>
+          <w:bCs/>
+        </w:rPr>
+        <w:t xml:space="preserve">6. D. 9:12</w:t>
+      </w:r>
+    </w:p>
+    <w:p>
+      <w:pPr>
+        <w:spacing w:after="20" w:before="0"/>
+      </w:pPr>
+      <w:r>
+        <w:t xml:space="preserve">     Multiply both parts of 3:4 by 3: 3 x 3 = 9 and 4 x 3 = 12, so 9:12 is equivalent to 3:4.</w:t>
       </w:r>
     </w:p>
     <w:p>
@@ -1241,7 +1349,7 @@
           <w:b/>
           <w:bCs/>
         </w:rPr>
-        <w:t xml:space="preserve">6. Level 2 Extension — The Scaled-Up Pancake Batter</w:t>
+        <w:t xml:space="preserve">7. D. 15:6</w:t>
       </w:r>
     </w:p>
     <w:p>
@@ -1249,6 +1357,38 @@
         <w:spacing w:after="20" w:before="0"/>
       </w:pPr>
       <w:r>
+        <w:t xml:space="preserve">     Multiply both parts of 5:2 by 3: 5 x 3 = 15 and 2 x 3 = 6, so 15:6 is equivalent to 5:2.</w:t>
+      </w:r>
+    </w:p>
+    <w:p>
+      <w:pPr>
+        <w:spacing w:after="80" w:before="0"/>
+      </w:pPr>
+      <w:r>
+        <w:rPr>
+          <w:i/>
+          <w:iCs/>
+        </w:rPr>
+        <w:t xml:space="preserve">     Watch for: A common mistake in Equivalent Ratios is ADDING the scale factor to one part instead of MULTIPLYING both parts by it. For example, scaling 2:5 by a factor of 4 should give 8:20 (2×4 and 5×4) — not 6:9 (2+4 and 5+4). Adding changes the taste of the recipe (and the value of the ratio); only multiplying or dividing both numbers by the same amount keeps it equivalent.</w:t>
+      </w:r>
+    </w:p>
+    <w:p>
+      <w:pPr>
+        <w:spacing w:after="40" w:before="0"/>
+      </w:pPr>
+      <w:r>
+        <w:rPr>
+          <w:b/>
+          <w:bCs/>
+        </w:rPr>
+        <w:t xml:space="preserve">8. Level 2 Extension — The Scaled-Up Pancake Batter</w:t>
+      </w:r>
+    </w:p>
+    <w:p>
+      <w:pPr>
+        <w:spacing w:after="20" w:before="0"/>
+      </w:pPr>
+      <w:r>
         <w:t xml:space="preserve">     The mistake is in Step 3.</w:t>
       </w:r>
     </w:p>
@@ -1277,7 +1417,7 @@
           <w:b/>
           <w:bCs/>
         </w:rPr>
-        <w:t xml:space="preserve">7. Find Marcus's Mistake</w:t>
+        <w:t xml:space="preserve">9. Fix our table's thinking</w:t>
       </w:r>
     </w:p>
     <w:p>
@@ -1285,7 +1425,7 @@
         <w:spacing w:after="20" w:before="0"/>
       </w:pPr>
       <w:r>
-        <w:t xml:space="preserve">     The mistake is in Step 3.</w:t>
+        <w:t xml:space="preserve">     The mistake is in Step 2.</w:t>
       </w:r>
     </w:p>
     <w:p>
@@ -1293,43 +1433,7 @@
         <w:spacing w:after="20" w:before="0"/>
       </w:pPr>
       <w:r>
-        <w:t xml:space="preserve">     Correct work: 3 × 4 = 12 (multiply, don't add)</w:t>
-      </w:r>
-    </w:p>
-    <w:p>
-      <w:pPr>
-        <w:spacing w:after="80" w:before="0"/>
-      </w:pPr>
-      <w:r>
-        <w:t xml:space="preserve">     Watch for: In the "Apply to both parts" step Marcus adds the multiplier instead of multiplying by it. Since 5 became 20, the scale factor is × 4, so the first part must be 3 × 4 = 12, giving 12 cups : 20 cups. His 7:20 does not simplify to 3:5, which confirms the ratios are not equivalent.</w:t>
-      </w:r>
-    </w:p>
-    <w:p>
-      <w:pPr>
-        <w:spacing w:after="40" w:before="0"/>
-      </w:pPr>
-      <w:r>
-        <w:rPr>
-          <w:b/>
-          <w:bCs/>
-        </w:rPr>
-        <w:t xml:space="preserve">8. Open response — answers will vary.</w:t>
-      </w:r>
-    </w:p>
-    <w:p>
-      <w:pPr>
-        <w:spacing w:after="20" w:before="0"/>
-      </w:pPr>
-      <w:r>
-        <w:t xml:space="preserve">     Sample: Yes, they are equivalent. Method 1 (simplify): 9:6 ÷ 3 = 3:2, which matches 3:2. Method 2 (cross-multiply): 3 × 6 = 18 and 2 × 9 = 18. Since both cross products are equal, the ratios are equivalent.</w:t>
-      </w:r>
-    </w:p>
-    <w:p>
-      <w:pPr>
-        <w:spacing w:after="80" w:before="0"/>
-      </w:pPr>
-      <w:r>
-        <w:t xml:space="preserve">     Look for key words: equivalent, simplify, 3:2, cross-multiply, 18, equal.</w:t>
+        <w:t xml:space="preserve">     Correct work: The correct answer is 15:6. Multiply both parts of 5:2 by 3: 5 x 3 = 15 and 2 x 3 = 6, so 15:6 is equivalent to 5:2.</w:t>
       </w:r>
     </w:p>
     <w:sectPr>
@@ -1518,7 +1622,14 @@
 <file path=word/styles.xml><?xml version="1.0" encoding="utf-8"?>
 <w:styles xmlns:mc="http://schemas.openxmlformats.org/markup-compatibility/2006" xmlns:r="http://schemas.openxmlformats.org/officeDocument/2006/relationships" xmlns:w="http://schemas.openxmlformats.org/wordprocessingml/2006/main" xmlns:w14="http://schemas.microsoft.com/office/word/2010/wordml" xmlns:w15="http://schemas.microsoft.com/office/word/2012/wordml" mc:Ignorable="w14 w15">
   <w:docDefaults>
-    <w:rPrDefault/>
+    <w:rPrDefault>
+      <w:rPr>
+        <w:rFonts w:ascii="Arial" w:cs="Arial" w:eastAsia="Arial" w:hAnsi="Arial"/>
+        <w:sz w:val="22"/>
+        <w:szCs w:val="22"/>
+        <w:lang w:val="en-US"/>
+      </w:rPr>
+    </w:rPrDefault>
     <w:pPrDefault/>
   </w:docDefaults>
   <w:style w:type="paragraph" w:styleId="Title">
@@ -1536,10 +1647,16 @@
     <w:basedOn w:val="Normal"/>
     <w:next w:val="Normal"/>
     <w:qFormat/>
+    <w:pPr>
+      <w:keepNext/>
+    </w:pPr>
     <w:rPr>
-      <w:color w:val="2E74B5"/>
-      <w:sz w:val="32"/>
-      <w:szCs w:val="32"/>
+      <w:rFonts w:ascii="Arial" w:cs="Arial" w:eastAsia="Arial" w:hAnsi="Arial"/>
+      <w:b/>
+      <w:bCs/>
+      <w:color w:val="183E56"/>
+      <w:sz w:val="34"/>
+      <w:szCs w:val="34"/>
     </w:rPr>
   </w:style>
   <w:style w:type="paragraph" w:styleId="Heading2">
@@ -1547,8 +1664,14 @@
     <w:basedOn w:val="Normal"/>
     <w:next w:val="Normal"/>
     <w:qFormat/>
+    <w:pPr>
+      <w:keepNext/>
+    </w:pPr>
     <w:rPr>
-      <w:color w:val="2E74B5"/>
+      <w:rFonts w:ascii="Arial" w:cs="Arial" w:eastAsia="Arial" w:hAnsi="Arial"/>
+      <w:b/>
+      <w:bCs/>
+      <w:color w:val="176B70"/>
       <w:sz w:val="26"/>
       <w:szCs w:val="26"/>
     </w:rPr>

--- a/lessons/3-9-group1/homework.docx
+++ b/lessons/3-9-group1/homework.docx
@@ -1120,320 +1120,6 @@
           <w:color w:val="BBBBBB"/>
         </w:rPr>
         <w:t xml:space="preserve">______________________________________________________________________</w:t>
-      </w:r>
-    </w:p>
-    <w:p>
-      <w:r>
-        <w:br w:type="page"/>
-      </w:r>
-    </w:p>
-    <w:p>
-      <w:pPr>
-        <w:pStyle w:val="Heading1"/>
-        <w:spacing w:after="120"/>
-      </w:pPr>
-      <w:r>
-        <w:rPr>
-          <w:b/>
-          <w:bCs/>
-        </w:rPr>
-        <w:t xml:space="preserve">Answer Key (Teacher)</w:t>
-      </w:r>
-    </w:p>
-    <w:p>
-      <w:pPr>
-        <w:spacing w:after="40" w:before="0"/>
-      </w:pPr>
-      <w:r>
-        <w:rPr>
-          <w:b/>
-          <w:bCs/>
-        </w:rPr>
-        <w:t xml:space="preserve">1. C. 4:10</w:t>
-      </w:r>
-    </w:p>
-    <w:p>
-      <w:pPr>
-        <w:spacing w:after="20" w:before="0"/>
-      </w:pPr>
-      <w:r>
-        <w:t xml:space="preserve">     Multiply both parts by 2: 2×2 = 4 and 5×2 = 10, so 4:10 is equivalent to 2:5.</w:t>
-      </w:r>
-    </w:p>
-    <w:p>
-      <w:pPr>
-        <w:spacing w:after="80" w:before="0"/>
-      </w:pPr>
-      <w:r>
-        <w:rPr>
-          <w:i/>
-          <w:iCs/>
-        </w:rPr>
-        <w:t xml:space="preserve">     Watch for: A common mistake in Equivalent Ratios is ADDING the scale factor to one part instead of MULTIPLYING both parts by it. For example, scaling 2:5 by a factor of 4 should give 8:20 (2×4 and 5×4) — not 6:9 (2+4 and 5+4). Adding changes the taste of the recipe (and the value of the ratio); only multiplying or dividing both numbers by the same amount keeps it equivalent.</w:t>
-      </w:r>
-    </w:p>
-    <w:p>
-      <w:pPr>
-        <w:spacing w:after="40" w:before="0"/>
-      </w:pPr>
-      <w:r>
-        <w:rPr>
-          <w:b/>
-          <w:bCs/>
-        </w:rPr>
-        <w:t xml:space="preserve">2. A. 2:3</w:t>
-      </w:r>
-    </w:p>
-    <w:p>
-      <w:pPr>
-        <w:spacing w:after="20" w:before="0"/>
-      </w:pPr>
-      <w:r>
-        <w:t xml:space="preserve">     Divide both by 2: 4÷2 = 2 and 6÷2 = 3. The ratio 2:3 is equivalent to 4:6.</w:t>
-      </w:r>
-    </w:p>
-    <w:p>
-      <w:pPr>
-        <w:spacing w:after="80" w:before="0"/>
-      </w:pPr>
-      <w:r>
-        <w:rPr>
-          <w:i/>
-          <w:iCs/>
-        </w:rPr>
-        <w:t xml:space="preserve">     Watch for: A common mistake in Equivalent Ratios is ADDING the scale factor to one part instead of MULTIPLYING both parts by it. For example, scaling 2:5 by a factor of 4 should give 8:20 (2×4 and 5×4) — not 6:9 (2+4 and 5+4). Adding changes the taste of the recipe (and the value of the ratio); only multiplying or dividing both numbers by the same amount keeps it equivalent.</w:t>
-      </w:r>
-    </w:p>
-    <w:p>
-      <w:pPr>
-        <w:spacing w:after="40" w:before="0"/>
-      </w:pPr>
-      <w:r>
-        <w:rPr>
-          <w:b/>
-          <w:bCs/>
-        </w:rPr>
-        <w:t xml:space="preserve">3. Spot the Common Mistake — Lemonade Ratio</w:t>
-      </w:r>
-    </w:p>
-    <w:p>
-      <w:pPr>
-        <w:spacing w:after="20" w:before="0"/>
-      </w:pPr>
-      <w:r>
-        <w:t xml:space="preserve">     The mistake is in Step 3.</w:t>
-      </w:r>
-    </w:p>
-    <w:p>
-      <w:pPr>
-        <w:spacing w:after="20" w:before="0"/>
-      </w:pPr>
-      <w:r>
-        <w:t xml:space="preserve">     Correct work: 5 × 3 = 15 (multiply both parts by the scale factor, do not add it), so the answer is 6 cups lemon : 15 cups water.</w:t>
-      </w:r>
-    </w:p>
-    <w:p>
-      <w:pPr>
-        <w:spacing w:after="80" w:before="0"/>
-      </w:pPr>
-      <w:r>
-        <w:t xml:space="preserve">     Watch for: The "Apply to the water" step adds the scale factor instead of multiplying by it. The lemon went from 2 to 6, which is × 3, so the water must also be × 3: 5 × 3 = 15. The equivalent ratio is 6 cups lemon : 15 cups water, and you can check it because 6:15 and 2:5 both simplify to 2:5.</w:t>
-      </w:r>
-    </w:p>
-    <w:p>
-      <w:pPr>
-        <w:spacing w:after="40" w:before="0"/>
-      </w:pPr>
-      <w:r>
-        <w:rPr>
-          <w:b/>
-          <w:bCs/>
-        </w:rPr>
-        <w:t xml:space="preserve">4. C. $120</w:t>
-      </w:r>
-    </w:p>
-    <w:p>
-      <w:pPr>
-        <w:spacing w:after="20" w:before="0"/>
-      </w:pPr>
-      <w:r>
-        <w:t xml:space="preserve">     Unit rate: $45 ÷ 3 = $15/hour. In 8 hours: $15 × 8 = $120.</w:t>
-      </w:r>
-    </w:p>
-    <w:p>
-      <w:pPr>
-        <w:spacing w:after="80" w:before="0"/>
-      </w:pPr>
-      <w:r>
-        <w:rPr>
-          <w:i/>
-          <w:iCs/>
-        </w:rPr>
-        <w:t xml:space="preserve">     Watch for: A common mistake in Equivalent Ratios is ADDING the scale factor to one part instead of MULTIPLYING both parts by it. For example, scaling 2:5 by a factor of 4 should give 8:20 (2×4 and 5×4) — not 6:9 (2+4 and 5+4). Adding changes the taste of the recipe (and the value of the ratio); only multiplying or dividing both numbers by the same amount keeps it equivalent.</w:t>
-      </w:r>
-    </w:p>
-    <w:p>
-      <w:pPr>
-        <w:spacing w:after="40" w:before="0"/>
-      </w:pPr>
-      <w:r>
-        <w:rPr>
-          <w:b/>
-          <w:bCs/>
-        </w:rPr>
-        <w:t xml:space="preserve">5. Spot the Common Mistake — Simplifying a Ratio</w:t>
-      </w:r>
-    </w:p>
-    <w:p>
-      <w:pPr>
-        <w:spacing w:after="20" w:before="0"/>
-      </w:pPr>
-      <w:r>
-        <w:t xml:space="preserve">     The mistake is in Step 3.</w:t>
-      </w:r>
-    </w:p>
-    <w:p>
-      <w:pPr>
-        <w:spacing w:after="20" w:before="0"/>
-      </w:pPr>
-      <w:r>
-        <w:t xml:space="preserve">     Correct work: Divide BOTH parts by the same number: 12 ÷ 6 = 2 and 18 ÷ 6 = 3, so 12:18 simplifies to 2:3.</w:t>
-      </w:r>
-    </w:p>
-    <w:p>
-      <w:pPr>
-        <w:spacing w:after="80" w:before="0"/>
-      </w:pPr>
-      <w:r>
-        <w:t xml:space="preserve">     Watch for: The "Divide each part" step uses two different divisors: 12 ÷ 6 but 18 ÷ 3. Simplifying only keeps a ratio equivalent when both parts are divided by the same number, so 12 ÷ 6 = 2 and 18 ÷ 6 = 3 give 2:3. The student's 2:6 simplifies to 1:3, which is not the same comparison as 12:18.</w:t>
-      </w:r>
-    </w:p>
-    <w:p>
-      <w:pPr>
-        <w:spacing w:after="40" w:before="0"/>
-      </w:pPr>
-      <w:r>
-        <w:rPr>
-          <w:b/>
-          <w:bCs/>
-        </w:rPr>
-        <w:t xml:space="preserve">6. D. 9:12</w:t>
-      </w:r>
-    </w:p>
-    <w:p>
-      <w:pPr>
-        <w:spacing w:after="20" w:before="0"/>
-      </w:pPr>
-      <w:r>
-        <w:t xml:space="preserve">     Multiply both parts of 3:4 by 3: 3 x 3 = 9 and 4 x 3 = 12, so 9:12 is equivalent to 3:4.</w:t>
-      </w:r>
-    </w:p>
-    <w:p>
-      <w:pPr>
-        <w:spacing w:after="80" w:before="0"/>
-      </w:pPr>
-      <w:r>
-        <w:rPr>
-          <w:i/>
-          <w:iCs/>
-        </w:rPr>
-        <w:t xml:space="preserve">     Watch for: A common mistake in Equivalent Ratios is ADDING the scale factor to one part instead of MULTIPLYING both parts by it. For example, scaling 2:5 by a factor of 4 should give 8:20 (2×4 and 5×4) — not 6:9 (2+4 and 5+4). Adding changes the taste of the recipe (and the value of the ratio); only multiplying or dividing both numbers by the same amount keeps it equivalent.</w:t>
-      </w:r>
-    </w:p>
-    <w:p>
-      <w:pPr>
-        <w:spacing w:after="40" w:before="0"/>
-      </w:pPr>
-      <w:r>
-        <w:rPr>
-          <w:b/>
-          <w:bCs/>
-        </w:rPr>
-        <w:t xml:space="preserve">7. D. 15:6</w:t>
-      </w:r>
-    </w:p>
-    <w:p>
-      <w:pPr>
-        <w:spacing w:after="20" w:before="0"/>
-      </w:pPr>
-      <w:r>
-        <w:t xml:space="preserve">     Multiply both parts of 5:2 by 3: 5 x 3 = 15 and 2 x 3 = 6, so 15:6 is equivalent to 5:2.</w:t>
-      </w:r>
-    </w:p>
-    <w:p>
-      <w:pPr>
-        <w:spacing w:after="80" w:before="0"/>
-      </w:pPr>
-      <w:r>
-        <w:rPr>
-          <w:i/>
-          <w:iCs/>
-        </w:rPr>
-        <w:t xml:space="preserve">     Watch for: A common mistake in Equivalent Ratios is ADDING the scale factor to one part instead of MULTIPLYING both parts by it. For example, scaling 2:5 by a factor of 4 should give 8:20 (2×4 and 5×4) — not 6:9 (2+4 and 5+4). Adding changes the taste of the recipe (and the value of the ratio); only multiplying or dividing both numbers by the same amount keeps it equivalent.</w:t>
-      </w:r>
-    </w:p>
-    <w:p>
-      <w:pPr>
-        <w:spacing w:after="40" w:before="0"/>
-      </w:pPr>
-      <w:r>
-        <w:rPr>
-          <w:b/>
-          <w:bCs/>
-        </w:rPr>
-        <w:t xml:space="preserve">8. Level 2 Extension — The Scaled-Up Pancake Batter</w:t>
-      </w:r>
-    </w:p>
-    <w:p>
-      <w:pPr>
-        <w:spacing w:after="20" w:before="0"/>
-      </w:pPr>
-      <w:r>
-        <w:t xml:space="preserve">     The mistake is in Step 3.</w:t>
-      </w:r>
-    </w:p>
-    <w:p>
-      <w:pPr>
-        <w:spacing w:after="20" w:before="0"/>
-      </w:pPr>
-      <w:r>
-        <w:t xml:space="preserve">     Correct work: 3 x 3 = 9 (multiply by the scale factor, do not add it)</w:t>
-      </w:r>
-    </w:p>
-    <w:p>
-      <w:pPr>
-        <w:spacing w:after="80" w:before="0"/>
-      </w:pPr>
-      <w:r>
-        <w:t xml:space="preserve">     Watch for: The "Apply to the flour" step adds 3 instead of multiplying by 3. The water went from 8 to 24, which is a scale factor of 3, so the flour must be 3 × 3 = 9 cups, giving 9 cups flour : 24 cups water. Checking, 9:24 both divide by 3 to return to 3:8, while the answer 6:24 would simplify to 1:4.</w:t>
-      </w:r>
-    </w:p>
-    <w:p>
-      <w:pPr>
-        <w:spacing w:after="40" w:before="0"/>
-      </w:pPr>
-      <w:r>
-        <w:rPr>
-          <w:b/>
-          <w:bCs/>
-        </w:rPr>
-        <w:t xml:space="preserve">9. Fix our table's thinking</w:t>
-      </w:r>
-    </w:p>
-    <w:p>
-      <w:pPr>
-        <w:spacing w:after="20" w:before="0"/>
-      </w:pPr>
-      <w:r>
-        <w:t xml:space="preserve">     The mistake is in Step 2.</w:t>
-      </w:r>
-    </w:p>
-    <w:p>
-      <w:pPr>
-        <w:spacing w:after="20" w:before="0"/>
-      </w:pPr>
-      <w:r>
-        <w:t xml:space="preserve">     Correct work: The correct answer is 15:6. Multiply both parts of 5:2 by 3: 5 x 3 = 15 and 2 x 3 = 6, so 15:6 is equivalent to 5:2.</w:t>
       </w:r>
     </w:p>
     <w:sectPr>
